--- a/docs/guides/HuaJian_Pay-支付宝通道配置教程-高清版.docx
+++ b/docs/guides/HuaJian_Pay-支付宝通道配置教程-高清版.docx
@@ -89,6 +89,28 @@
         </w:rPr>
         <w:t xml:space="preserve">修订日期：2026-07-25 · 角色：FileManager</w:t>
       </w:r>
+    </w:p>
+    <w:p>
+      <w:pPr>
+        <w:spacing w:after="360"/>
+        <w:jc w:val="center"/>
+      </w:pPr>
+      <w:r>
+        <w:rPr>
+          <w:color w:val="1677FF"/>
+          <w:sz w:val="22"/>
+        </w:rPr>
+        <w:t xml:space="preserve">支付宝官方入口（点击打开）：</w:t>
+      </w:r>
+      <w:hyperlink r:id="Rc1e99f25d497488d">
+        <w:r>
+          <w:rPr>
+            <w:color w:val="0563C1" w:themeColor="hyperlink"/>
+            <w:u w:val="single"/>
+          </w:rPr>
+          <w:t xml:space="preserve">支付宝开放平台 https://open.alipay.com/</w:t>
+        </w:r>
+      </w:hyperlink>
     </w:p>
     <w:p>
       <w:pPr>
